--- a/template/schadenerfassung.docx
+++ b/template/schadenerfassung.docx
@@ -104,10 +104,8 @@
             <w:placeholder>
               <w:docPart w:val="E704CC09DA114409B22CDA0D38EE751A"/>
             </w:placeholder>
-            <w:showingPlcHdr/>
             <w:text/>
           </w:sdtPr>
-          <w:sdtEndPr/>
           <w:sdtContent>
             <w:tc>
               <w:tcPr>
@@ -132,8 +130,9 @@
                 </w:pPr>
                 <w:r>
                   <w:rPr>
-                    <w:rStyle w:val="Platzhaltertext"/>
-                    <w:lang w:val="de-DE"/>
+                    <w:rFonts w:ascii="Calibri" w:eastAsia="Times New Roman" w:hAnsi="Calibri" w:cs="Times New Roman"/>
+                    <w:color w:val="000000"/>
+                    <w:lang w:val="de-DE" w:eastAsia="nl-NL"/>
                   </w:rPr>
                   <w:t>{{vertrag}}</w:t>
                 </w:r>
@@ -190,15 +189,13 @@
             <w:placeholder>
               <w:docPart w:val="BB487D5AB4C8414E8C2BBE175EF16484"/>
             </w:placeholder>
-            <w:showingPlcHdr/>
-            <w:date w:fullDate="2026-03-13T00:00:00Z">
+            <w:date>
               <w:dateFormat w:val="dd.MM.yyyy"/>
               <w:lid w:val="de-DE"/>
               <w:storeMappedDataAs w:val="dateTime"/>
               <w:calendar w:val="gregorian"/>
             </w:date>
           </w:sdtPr>
-          <w:sdtEndPr/>
           <w:sdtContent>
             <w:tc>
               <w:tcPr>
@@ -223,8 +220,9 @@
                 </w:pPr>
                 <w:r>
                   <w:rPr>
-                    <w:rStyle w:val="Platzhaltertext"/>
-                    <w:lang w:val="de-DE"/>
+                    <w:rFonts w:ascii="Calibri" w:eastAsia="Times New Roman" w:hAnsi="Calibri" w:cs="Times New Roman"/>
+                    <w:color w:val="000000"/>
+                    <w:lang w:eastAsia="nl-NL"/>
                   </w:rPr>
                   <w:t>{{datum}}</w:t>
                 </w:r>
@@ -299,10 +297,8 @@
             <w:placeholder>
               <w:docPart w:val="38321CCFBBE84CBCAA1262ED96148306"/>
             </w:placeholder>
-            <w:showingPlcHdr/>
             <w:text/>
           </w:sdtPr>
-          <w:sdtEndPr/>
           <w:sdtContent>
             <w:tc>
               <w:tcPr>
@@ -327,8 +323,9 @@
                 </w:pPr>
                 <w:r>
                   <w:rPr>
-                    <w:rStyle w:val="Platzhaltertext"/>
-                    <w:lang w:val="de-DE"/>
+                    <w:rFonts w:ascii="Calibri" w:eastAsia="Times New Roman" w:hAnsi="Calibri" w:cs="Times New Roman"/>
+                    <w:color w:val="000000"/>
+                    <w:lang w:eastAsia="nl-NL"/>
                   </w:rPr>
                   <w:t>{{artikel}}</w:t>
                 </w:r>
@@ -407,10 +404,8 @@
             <w:placeholder>
               <w:docPart w:val="B953C0A7AF3D41B49CCDE58FDA1C8850"/>
             </w:placeholder>
-            <w:showingPlcHdr/>
             <w:text/>
           </w:sdtPr>
-          <w:sdtEndPr/>
           <w:sdtContent>
             <w:tc>
               <w:tcPr>
@@ -435,17 +430,29 @@
                 </w:pPr>
                 <w:r>
                   <w:rPr>
-                    <w:rStyle w:val="Platzhaltertext"/>
-                    <w:lang w:val="de-DE"/>
+                    <w:rFonts w:ascii="Calibri" w:eastAsia="Times New Roman" w:hAnsi="Calibri" w:cs="Times New Roman"/>
+                    <w:color w:val="000000"/>
+                    <w:lang w:val="en-US" w:eastAsia="nl-NL"/>
                   </w:rPr>
-                  <w:t>{{vermieter}}</w:t>
+                  <w:t>{{</w:t>
                 </w:r>
+                <w:proofErr w:type="spellStart"/>
                 <w:r>
                   <w:rPr>
-                    <w:rStyle w:val="Platzhaltertext"/>
-                    <w:lang w:val="de-DE"/>
+                    <w:rFonts w:ascii="Calibri" w:eastAsia="Times New Roman" w:hAnsi="Calibri" w:cs="Times New Roman"/>
+                    <w:color w:val="000000"/>
+                    <w:lang w:val="en-US" w:eastAsia="nl-NL"/>
                   </w:rPr>
-                  <w:t xml:space="preserve"> </w:t>
+                  <w:t>vermieter</w:t>
+                </w:r>
+                <w:proofErr w:type="spellEnd"/>
+                <w:r>
+                  <w:rPr>
+                    <w:rFonts w:ascii="Calibri" w:eastAsia="Times New Roman" w:hAnsi="Calibri" w:cs="Times New Roman"/>
+                    <w:color w:val="000000"/>
+                    <w:lang w:val="en-US" w:eastAsia="nl-NL"/>
+                  </w:rPr>
+                  <w:t>}}</w:t>
                 </w:r>
               </w:p>
             </w:tc>
@@ -500,15 +507,13 @@
             <w:placeholder>
               <w:docPart w:val="A6310B13B94C40918D829E06175A4E6C"/>
             </w:placeholder>
-            <w:showingPlcHdr/>
-            <w:date w:fullDate="2026-03-13T00:00:00Z">
+            <w:date>
               <w:dateFormat w:val="dd.MM.yyyy"/>
               <w:lid w:val="de-DE"/>
               <w:storeMappedDataAs w:val="dateTime"/>
               <w:calendar w:val="gregorian"/>
             </w:date>
           </w:sdtPr>
-          <w:sdtEndPr/>
           <w:sdtContent>
             <w:tc>
               <w:tcPr>
@@ -533,8 +538,9 @@
                 </w:pPr>
                 <w:r>
                   <w:rPr>
-                    <w:rStyle w:val="Platzhaltertext"/>
-                    <w:lang w:val="de-DE"/>
+                    <w:rFonts w:ascii="Calibri" w:eastAsia="Times New Roman" w:hAnsi="Calibri" w:cs="Times New Roman"/>
+                    <w:color w:val="000000"/>
+                    <w:lang w:eastAsia="nl-NL"/>
                   </w:rPr>
                   <w:t>{{datum}}</w:t>
                 </w:r>
@@ -602,7 +608,6 @@
             </w:placeholder>
             <w:text/>
           </w:sdtPr>
-          <w:sdtEndPr/>
           <w:sdtContent>
             <w:tc>
               <w:tcPr>
@@ -742,10 +747,8 @@
               <w:placeholder>
                 <w:docPart w:val="141BCBF91D0441829A0A73C5FE4279E6"/>
               </w:placeholder>
-              <w:showingPlcHdr/>
               <w:text/>
             </w:sdtPr>
-            <w:sdtEndPr/>
             <w:sdtContent>
               <w:p>
                 <w:pPr>
@@ -759,8 +762,9 @@
                 </w:pPr>
                 <w:r>
                   <w:rPr>
-                    <w:rStyle w:val="Platzhaltertext"/>
-                    <w:lang w:val="de-DE"/>
+                    <w:rFonts w:ascii="Calibri" w:eastAsia="Times New Roman" w:hAnsi="Calibri" w:cs="Times New Roman"/>
+                    <w:color w:val="000000"/>
+                    <w:lang w:val="de-DE" w:eastAsia="nl-NL"/>
                   </w:rPr>
                   <w:t>{{schaden}}</w:t>
                 </w:r>
@@ -918,7 +922,6 @@
                 <w:showingPlcHdr/>
                 <w:picture/>
               </w:sdtPr>
-              <w:sdtEndPr/>
               <w:sdtContent>
                 <w:r>
                   <w:rPr>
@@ -1000,7 +1003,6 @@
                 <w:showingPlcHdr/>
                 <w:picture/>
               </w:sdtPr>
-              <w:sdtEndPr/>
               <w:sdtContent>
                 <w:r>
                   <w:rPr>
@@ -1082,7 +1084,6 @@
                 <w:showingPlcHdr/>
                 <w:picture/>
               </w:sdtPr>
-              <w:sdtEndPr/>
               <w:sdtContent>
                 <w:r>
                   <w:rPr>
@@ -2298,6 +2299,7 @@
   </w:compat>
   <w:rsids>
     <w:rsidRoot w:val="00F6747E"/>
+    <w:rsid w:val="00157FF5"/>
     <w:rsid w:val="001E7B99"/>
     <w:rsid w:val="003534CC"/>
     <w:rsid w:val="003E23F0"/>
@@ -2305,6 +2307,7 @@
     <w:rsid w:val="006B125A"/>
     <w:rsid w:val="009D75D9"/>
     <w:rsid w:val="00DA17FF"/>
+    <w:rsid w:val="00E46B10"/>
     <w:rsid w:val="00F6747E"/>
     <w:rsid w:val="00FE1719"/>
   </w:rsids>
